--- a/src/content/bios-diffs/Lubbers-R 2026 (track-changes).docx
+++ b/src/content/bios-diffs/Lubbers-R 2026 (track-changes).docx
@@ -13,7 +13,7 @@
           <w:lang w:val="en-GB"/>
         </w:rPr>
       </w:pPr>
-      <w:del w:id="1000" w:author="IO BIO parser" w:date="2026-05-18T08:29:42Z">
+      <w:del w:id="1000" w:author="IO BIO parser" w:date="2026-05-18T08:57:46Z">
         <w:r>
           <w:rPr>
             <w:rFonts w:ascii="Times New Roman" w:hAnsi="Times New Roman" w:cs="Times New Roman"/>
@@ -24,7 +24,7 @@
           <w:delText xml:space="preserve">LUBBERS, Rudolphus Franciscus Marie (Ruud), Dutch politician and ninth United Nations High Commissioner for Refugees (UNHCR) 2001-2005, was born 7 May 1939 in Rotterdam, the Netherlands and passed away 14 February 2018 in Rotterdam. He was the son of Paulus Johannes Lubbers, entrepreneur, and Wilhelmine Karoline van Laack, Rhine vessel operator. On 10 October 1962 he married Maria Emilie Josepha Hoogeweegen, physiotherapist, with whom he had one daughter and two sons.</w:delText>
         </w:r>
       </w:del>
-      <w:ins w:id="1001" w:author="IO BIO parser" w:date="2026-05-18T08:29:42Z">
+      <w:ins w:id="1001" w:author="IO BIO parser" w:date="2026-05-18T08:57:46Z">
         <w:r>
           <w:t xml:space="preserve">LUBBERS, Rudolphus Franciscus Marie (known as Ruud), Dutch politician and ninth United Nations High Commissioner for Refugees (UNHCR) 2001-2005, was born 7 May 1939 in Rotterdam, the Netherlands and passed away 14 February 2018 in Rotterdam. He was the son of Paulus Johannes Lubbers, entrepreneur, and Wilhelmine Karoline van Laack, Rhine vessel operator. On 10 October 1962 he married Maria Emilie Josepha Hoogeweegen, physiotherapist, with whom he had one daughter and two sons.</w:t>
         </w:r>

--- a/src/content/bios-diffs/Lubbers-R 2026 (track-changes).docx
+++ b/src/content/bios-diffs/Lubbers-R 2026 (track-changes).docx
@@ -13,7 +13,7 @@
           <w:lang w:val="en-GB"/>
         </w:rPr>
       </w:pPr>
-      <w:del w:id="1000" w:author="IO BIO parser" w:date="2026-05-18T08:57:46Z">
+      <w:del w:id="1000" w:author="IO BIO parser" w:date="2026-05-18T09:16:08Z">
         <w:r>
           <w:rPr>
             <w:rFonts w:ascii="Times New Roman" w:hAnsi="Times New Roman" w:cs="Times New Roman"/>
@@ -24,7 +24,7 @@
           <w:delText xml:space="preserve">LUBBERS, Rudolphus Franciscus Marie (Ruud), Dutch politician and ninth United Nations High Commissioner for Refugees (UNHCR) 2001-2005, was born 7 May 1939 in Rotterdam, the Netherlands and passed away 14 February 2018 in Rotterdam. He was the son of Paulus Johannes Lubbers, entrepreneur, and Wilhelmine Karoline van Laack, Rhine vessel operator. On 10 October 1962 he married Maria Emilie Josepha Hoogeweegen, physiotherapist, with whom he had one daughter and two sons.</w:delText>
         </w:r>
       </w:del>
-      <w:ins w:id="1001" w:author="IO BIO parser" w:date="2026-05-18T08:57:46Z">
+      <w:ins w:id="1001" w:author="IO BIO parser" w:date="2026-05-18T09:16:08Z">
         <w:r>
           <w:t xml:space="preserve">LUBBERS, Rudolphus Franciscus Marie (known as Ruud), Dutch politician and ninth United Nations High Commissioner for Refugees (UNHCR) 2001-2005, was born 7 May 1939 in Rotterdam, the Netherlands and passed away 14 February 2018 in Rotterdam. He was the son of Paulus Johannes Lubbers, entrepreneur, and Wilhelmine Karoline van Laack, Rhine vessel operator. On 10 October 1962 he married Maria Emilie Josepha Hoogeweegen, physiotherapist, with whom he had one daughter and two sons.</w:t>
         </w:r>
